--- a/data/concession-vologda/Приложение 9.docx
+++ b/data/concession-vologda/Приложение 9.docx
@@ -1,6 +1,6 @@
 
 <file path=word/document.xml><?xml version="1.0" encoding="utf-8"?>
-<w:document xmlns:wpc="http://schemas.microsoft.com/office/word/2010/wordprocessingCanvas" xmlns:cx="http://schemas.microsoft.com/office/drawing/2014/chartex" xmlns:cx1="http://schemas.microsoft.com/office/drawing/2015/9/8/chartex" xmlns:cx2="http://schemas.microsoft.com/office/drawing/2015/10/21/chartex" xmlns:cx3="http://schemas.microsoft.com/office/drawing/2016/5/9/chartex" xmlns:cx4="http://schemas.microsoft.com/office/drawing/2016/5/10/chartex" xmlns:cx5="http://schemas.microsoft.com/office/drawing/2016/5/11/chartex" xmlns:cx6="http://schemas.microsoft.com/office/drawing/2016/5/12/chartex" xmlns:cx7="http://schemas.microsoft.com/office/drawing/2016/5/13/chartex" xmlns:cx8="http://schemas.microsoft.com/office/drawing/2016/5/14/chartex" xmlns:mc="http://schemas.openxmlformats.org/markup-compatibility/2006" xmlns:aink="http://schemas.microsoft.com/office/drawing/2016/ink" xmlns:am3d="http://schemas.microsoft.com/office/drawing/2017/model3d" xmlns:o="urn:schemas-microsoft-com:office:office" xmlns:r="http://schemas.openxmlformats.org/officeDocument/2006/relationships" xmlns:m="http://schemas.openxmlformats.org/officeDocument/2006/math" xmlns:v="urn:schemas-microsoft-com:vml" xmlns:wp14="http://schemas.microsoft.com/office/word/2010/wordprocessingDrawing" xmlns:wp="http://schemas.openxmlformats.org/drawingml/2006/wordprocessingDrawing" xmlns:w10="urn:schemas-microsoft-com:office:word" xmlns:w="http://schemas.openxmlformats.org/wordprocessingml/2006/main" xmlns:w14="http://schemas.microsoft.com/office/word/2010/wordml" xmlns:w15="http://schemas.microsoft.com/office/word/2012/wordml" xmlns:w16cid="http://schemas.microsoft.com/office/word/2016/wordml/cid" xmlns:w16se="http://schemas.microsoft.com/office/word/2015/wordml/symex" xmlns:wpg="http://schemas.microsoft.com/office/word/2010/wordprocessingGroup" xmlns:wpi="http://schemas.microsoft.com/office/word/2010/wordprocessingInk" xmlns:wne="http://schemas.microsoft.com/office/word/2006/wordml" xmlns:wps="http://schemas.microsoft.com/office/word/2010/wordprocessingShape" mc:Ignorable="w14 w15 w16se w16cid wp14">
+<w:document xmlns:wpc="http://schemas.microsoft.com/office/word/2010/wordprocessingCanvas" xmlns:cx="http://schemas.microsoft.com/office/drawing/2014/chartex" xmlns:cx1="http://schemas.microsoft.com/office/drawing/2015/9/8/chartex" xmlns:cx2="http://schemas.microsoft.com/office/drawing/2015/10/21/chartex" xmlns:cx3="http://schemas.microsoft.com/office/drawing/2016/5/9/chartex" xmlns:cx4="http://schemas.microsoft.com/office/drawing/2016/5/10/chartex" xmlns:cx5="http://schemas.microsoft.com/office/drawing/2016/5/11/chartex" xmlns:cx6="http://schemas.microsoft.com/office/drawing/2016/5/12/chartex" xmlns:cx7="http://schemas.microsoft.com/office/drawing/2016/5/13/chartex" xmlns:cx8="http://schemas.microsoft.com/office/drawing/2016/5/14/chartex" xmlns:mc="http://schemas.openxmlformats.org/markup-compatibility/2006" xmlns:aink="http://schemas.microsoft.com/office/drawing/2016/ink" xmlns:am3d="http://schemas.microsoft.com/office/drawing/2017/model3d" xmlns:o="urn:schemas-microsoft-com:office:office" xmlns:oel="http://schemas.microsoft.com/office/2019/extlst" xmlns:r="http://schemas.openxmlformats.org/officeDocument/2006/relationships" xmlns:m="http://schemas.openxmlformats.org/officeDocument/2006/math" xmlns:v="urn:schemas-microsoft-com:vml" xmlns:wp14="http://schemas.microsoft.com/office/word/2010/wordprocessingDrawing" xmlns:wp="http://schemas.openxmlformats.org/drawingml/2006/wordprocessingDrawing" xmlns:w10="urn:schemas-microsoft-com:office:word" xmlns:w="http://schemas.openxmlformats.org/wordprocessingml/2006/main" xmlns:w14="http://schemas.microsoft.com/office/word/2010/wordml" xmlns:w15="http://schemas.microsoft.com/office/word/2012/wordml" xmlns:w16cex="http://schemas.microsoft.com/office/word/2018/wordml/cex" xmlns:w16cid="http://schemas.microsoft.com/office/word/2016/wordml/cid" xmlns:w16="http://schemas.microsoft.com/office/word/2018/wordml" xmlns:w16du="http://schemas.microsoft.com/office/word/2023/wordml/word16du" xmlns:w16sdtdh="http://schemas.microsoft.com/office/word/2020/wordml/sdtdatahash" xmlns:w16sdtfl="http://schemas.microsoft.com/office/word/2024/wordml/sdtformatlock" xmlns:w16se="http://schemas.microsoft.com/office/word/2015/wordml/symex" xmlns:wpg="http://schemas.microsoft.com/office/word/2010/wordprocessingGroup" xmlns:wpi="http://schemas.microsoft.com/office/word/2010/wordprocessingInk" xmlns:wne="http://schemas.microsoft.com/office/word/2006/wordml" xmlns:wps="http://schemas.microsoft.com/office/word/2010/wordprocessingShape" mc:Ignorable="w14 w15 w16se w16cid w16 w16cex w16sdtdh w16sdtfl w16du wp14">
   <w:body>
     <w:p>
       <w:pPr>
@@ -165,7 +165,6 @@
               <w:bottom w:val="nil"/>
               <w:right w:val="nil"/>
             </w:tcBorders>
-            <w:shd w:val="clear" w:color="auto" w:fill="auto"/>
             <w:tcMar>
               <w:top w:w="80" w:type="dxa"/>
               <w:left w:w="80" w:type="dxa"/>
@@ -191,7 +190,6 @@
               <w:bottom w:val="nil"/>
               <w:right w:val="nil"/>
             </w:tcBorders>
-            <w:shd w:val="clear" w:color="auto" w:fill="auto"/>
             <w:tcMar>
               <w:top w:w="80" w:type="dxa"/>
               <w:left w:w="80" w:type="dxa"/>
@@ -365,23 +363,7 @@
           <w:rFonts w:ascii="Times New Roman" w:hAnsi="Times New Roman"/>
           <w:szCs w:val="22"/>
         </w:rPr>
-        <w:t xml:space="preserve"> (далее – </w:t>
-      </w:r>
-      <w:proofErr w:type="spellStart"/>
-      <w:r>
-        <w:rPr>
-          <w:rFonts w:ascii="Times New Roman" w:hAnsi="Times New Roman"/>
-          <w:szCs w:val="22"/>
-        </w:rPr>
-        <w:t>Концедент</w:t>
-      </w:r>
-      <w:proofErr w:type="spellEnd"/>
-      <w:r>
-        <w:rPr>
-          <w:rFonts w:ascii="Times New Roman" w:hAnsi="Times New Roman"/>
-          <w:szCs w:val="22"/>
-        </w:rPr>
-        <w:t>), с одной стороны,</w:t>
+        <w:t xml:space="preserve"> (далее – Концедент), с одной стороны,</w:t>
       </w:r>
     </w:p>
     <w:p>
@@ -397,23 +379,7 @@
           <w:rFonts w:ascii="Times New Roman" w:hAnsi="Times New Roman"/>
           <w:szCs w:val="22"/>
         </w:rPr>
-        <w:t xml:space="preserve">и общество с ограниченной ответственностью «МВС», в лице Генерального директора </w:t>
-      </w:r>
-      <w:proofErr w:type="spellStart"/>
-      <w:r>
-        <w:rPr>
-          <w:rFonts w:ascii="Times New Roman" w:hAnsi="Times New Roman"/>
-          <w:szCs w:val="22"/>
-        </w:rPr>
-        <w:t>Хазова</w:t>
-      </w:r>
-      <w:proofErr w:type="spellEnd"/>
-      <w:r>
-        <w:rPr>
-          <w:rFonts w:ascii="Times New Roman" w:hAnsi="Times New Roman"/>
-          <w:szCs w:val="22"/>
-        </w:rPr>
-        <w:t xml:space="preserve"> Даниила Владимировича</w:t>
+        <w:t>и общество с ограниченной ответственностью «МВС», в лице Генерального директора Хазова Даниила Владимировича</w:t>
       </w:r>
       <w:r>
         <w:rPr>
@@ -478,23 +444,7 @@
           <w:rFonts w:ascii="Times New Roman" w:hAnsi="Times New Roman"/>
           <w:szCs w:val="22"/>
         </w:rPr>
-        <w:t xml:space="preserve"> от __ «__» 202_ года № __ подписали настоящий Акт Приема-Передачи Имущества </w:t>
-      </w:r>
-      <w:proofErr w:type="spellStart"/>
-      <w:r>
-        <w:rPr>
-          <w:rFonts w:ascii="Times New Roman" w:hAnsi="Times New Roman"/>
-          <w:szCs w:val="22"/>
-        </w:rPr>
-        <w:t>Концедента</w:t>
-      </w:r>
-      <w:proofErr w:type="spellEnd"/>
-      <w:r>
-        <w:rPr>
-          <w:rFonts w:ascii="Times New Roman" w:hAnsi="Times New Roman"/>
-          <w:szCs w:val="22"/>
-        </w:rPr>
-        <w:t xml:space="preserve"> о нижеследующем:</w:t>
+        <w:t xml:space="preserve"> от __ «__» 202_ года № __ подписали настоящий Акт Приема-Передачи Имущества Концедента о нижеследующем:</w:t>
       </w:r>
     </w:p>
     <w:p>
@@ -510,23 +460,7 @@
           <w:rFonts w:ascii="Times New Roman" w:hAnsi="Times New Roman"/>
           <w:szCs w:val="22"/>
         </w:rPr>
-        <w:t xml:space="preserve">В соответствии с положениями пункта 5.1 Соглашения и Приложения № 4 </w:t>
-      </w:r>
-      <w:proofErr w:type="spellStart"/>
-      <w:r>
-        <w:rPr>
-          <w:rFonts w:ascii="Times New Roman" w:hAnsi="Times New Roman"/>
-          <w:szCs w:val="22"/>
-        </w:rPr>
-        <w:t>Концедент</w:t>
-      </w:r>
-      <w:proofErr w:type="spellEnd"/>
-      <w:r>
-        <w:rPr>
-          <w:rFonts w:ascii="Times New Roman" w:hAnsi="Times New Roman"/>
-          <w:szCs w:val="22"/>
-        </w:rPr>
-        <w:t xml:space="preserve"> передает Концессионеру, а Концессионер принимает для разработки Проектной Документации и Создания Объект Соглашения </w:t>
+        <w:t xml:space="preserve">В соответствии с положениями пункта 5.1 Соглашения и Приложения № 4 Концедент передает Концессионеру, а Концессионер принимает для разработки Проектной Документации и Создания Объект Соглашения </w:t>
       </w:r>
       <w:r>
         <w:rPr>
@@ -540,23 +474,7 @@
           <w:rFonts w:ascii="Times New Roman" w:hAnsi="Times New Roman"/>
           <w:szCs w:val="22"/>
         </w:rPr>
-        <w:t xml:space="preserve">мущество </w:t>
-      </w:r>
-      <w:proofErr w:type="spellStart"/>
-      <w:r>
-        <w:rPr>
-          <w:rFonts w:ascii="Times New Roman" w:hAnsi="Times New Roman"/>
-          <w:szCs w:val="22"/>
-        </w:rPr>
-        <w:t>Концедента</w:t>
-      </w:r>
-      <w:proofErr w:type="spellEnd"/>
-      <w:r>
-        <w:rPr>
-          <w:rFonts w:ascii="Times New Roman" w:hAnsi="Times New Roman"/>
-          <w:szCs w:val="22"/>
-        </w:rPr>
-        <w:t>, в следующем составе:</w:t>
+        <w:t>мущество Концедента, в следующем составе:</w:t>
       </w:r>
     </w:p>
     <w:tbl>
@@ -1210,23 +1128,7 @@
           <w:rFonts w:ascii="Times New Roman" w:hAnsi="Times New Roman"/>
           <w:szCs w:val="22"/>
         </w:rPr>
-        <w:t xml:space="preserve">мущества </w:t>
-      </w:r>
-      <w:proofErr w:type="spellStart"/>
-      <w:r>
-        <w:rPr>
-          <w:rFonts w:ascii="Times New Roman" w:hAnsi="Times New Roman"/>
-          <w:szCs w:val="22"/>
-        </w:rPr>
-        <w:t>Концедента</w:t>
-      </w:r>
-      <w:proofErr w:type="spellEnd"/>
-      <w:r>
-        <w:rPr>
-          <w:rFonts w:ascii="Times New Roman" w:hAnsi="Times New Roman"/>
-          <w:szCs w:val="22"/>
-        </w:rPr>
-        <w:t xml:space="preserve"> является </w:t>
+        <w:t xml:space="preserve">мущества Концедента является </w:t>
       </w:r>
       <w:r>
         <w:rPr>
@@ -1254,23 +1156,7 @@
           <w:rFonts w:ascii="Times New Roman" w:hAnsi="Times New Roman"/>
           <w:szCs w:val="22"/>
         </w:rPr>
-        <w:t xml:space="preserve">мущества </w:t>
-      </w:r>
-      <w:proofErr w:type="spellStart"/>
-      <w:r>
-        <w:rPr>
-          <w:rFonts w:ascii="Times New Roman" w:hAnsi="Times New Roman"/>
-          <w:szCs w:val="22"/>
-        </w:rPr>
-        <w:t>Концедента</w:t>
-      </w:r>
-      <w:proofErr w:type="spellEnd"/>
-      <w:r>
-        <w:rPr>
-          <w:rFonts w:ascii="Times New Roman" w:hAnsi="Times New Roman"/>
-          <w:szCs w:val="22"/>
-        </w:rPr>
-        <w:t xml:space="preserve"> по форме, определенной Приложением.</w:t>
+        <w:t>мущества Концедента по форме, определенной Приложением.</w:t>
       </w:r>
     </w:p>
     <w:p>
@@ -1328,39 +1214,7 @@
           <w:rFonts w:ascii="Times New Roman" w:hAnsi="Times New Roman"/>
           <w:szCs w:val="22"/>
         </w:rPr>
-        <w:t xml:space="preserve">мущества </w:t>
-      </w:r>
-      <w:proofErr w:type="spellStart"/>
-      <w:r>
-        <w:rPr>
-          <w:rFonts w:ascii="Times New Roman" w:hAnsi="Times New Roman"/>
-          <w:szCs w:val="22"/>
-        </w:rPr>
-        <w:t>Концедента</w:t>
-      </w:r>
-      <w:proofErr w:type="spellEnd"/>
-      <w:r>
-        <w:rPr>
-          <w:rFonts w:ascii="Times New Roman" w:hAnsi="Times New Roman"/>
-          <w:szCs w:val="22"/>
-        </w:rPr>
-        <w:t xml:space="preserve"> составлен в 3 (Трех) экземплярах: один экземпляр – </w:t>
-      </w:r>
-      <w:proofErr w:type="spellStart"/>
-      <w:r>
-        <w:rPr>
-          <w:rFonts w:ascii="Times New Roman" w:hAnsi="Times New Roman"/>
-          <w:szCs w:val="22"/>
-        </w:rPr>
-        <w:t>Концеденту</w:t>
-      </w:r>
-      <w:proofErr w:type="spellEnd"/>
-      <w:r>
-        <w:rPr>
-          <w:rFonts w:ascii="Times New Roman" w:hAnsi="Times New Roman"/>
-          <w:szCs w:val="22"/>
-        </w:rPr>
-        <w:t xml:space="preserve">, один – Концессионеру, один – </w:t>
+        <w:t xml:space="preserve">мущества Концедента составлен в 3 (Трех) экземплярах: один экземпляр – Концеденту, один – Концессионеру, один – </w:t>
       </w:r>
       <w:r>
         <w:rPr>
@@ -1521,7 +1375,6 @@
                 <w:szCs w:val="22"/>
               </w:rPr>
             </w:pPr>
-            <w:proofErr w:type="spellStart"/>
             <w:r>
               <w:rPr>
                 <w:rFonts w:ascii="Times New Roman" w:hAnsi="Times New Roman"/>
@@ -1530,7 +1383,6 @@
               </w:rPr>
               <w:t>Концедент</w:t>
             </w:r>
-            <w:proofErr w:type="spellEnd"/>
           </w:p>
         </w:tc>
       </w:tr>
@@ -1622,21 +1474,12 @@
                 <w:szCs w:val="22"/>
               </w:rPr>
             </w:pPr>
-            <w:proofErr w:type="spellStart"/>
-            <w:r>
-              <w:rPr>
-                <w:rFonts w:ascii="Times New Roman" w:hAnsi="Times New Roman"/>
-                <w:szCs w:val="22"/>
-              </w:rPr>
-              <w:t>м.п</w:t>
-            </w:r>
-            <w:proofErr w:type="spellEnd"/>
-            <w:r>
-              <w:rPr>
-                <w:rFonts w:ascii="Times New Roman" w:hAnsi="Times New Roman"/>
-                <w:szCs w:val="22"/>
-              </w:rPr>
-              <w:t>.</w:t>
+            <w:r>
+              <w:rPr>
+                <w:rFonts w:ascii="Times New Roman" w:hAnsi="Times New Roman"/>
+                <w:szCs w:val="22"/>
+              </w:rPr>
+              <w:t>м.п.</w:t>
             </w:r>
           </w:p>
         </w:tc>
@@ -1731,21 +1574,12 @@
                 <w:szCs w:val="22"/>
               </w:rPr>
             </w:pPr>
-            <w:proofErr w:type="spellStart"/>
-            <w:r>
-              <w:rPr>
-                <w:rFonts w:ascii="Times New Roman" w:hAnsi="Times New Roman"/>
-                <w:szCs w:val="22"/>
-              </w:rPr>
-              <w:t>м.п</w:t>
-            </w:r>
-            <w:proofErr w:type="spellEnd"/>
-            <w:r>
-              <w:rPr>
-                <w:rFonts w:ascii="Times New Roman" w:hAnsi="Times New Roman"/>
-                <w:szCs w:val="22"/>
-              </w:rPr>
-              <w:t>.</w:t>
+            <w:r>
+              <w:rPr>
+                <w:rFonts w:ascii="Times New Roman" w:hAnsi="Times New Roman"/>
+                <w:szCs w:val="22"/>
+              </w:rPr>
+              <w:t>м.п.</w:t>
             </w:r>
           </w:p>
         </w:tc>
@@ -1822,16 +1656,8 @@
         <w:rPr>
           <w:rFonts w:ascii="Times New Roman" w:hAnsi="Times New Roman"/>
         </w:rPr>
-        <w:t xml:space="preserve">мущества </w:t>
-      </w:r>
-      <w:proofErr w:type="spellStart"/>
-      <w:r>
-        <w:rPr>
-          <w:rFonts w:ascii="Times New Roman" w:hAnsi="Times New Roman"/>
-        </w:rPr>
-        <w:t>Концедента</w:t>
-      </w:r>
-      <w:proofErr w:type="spellEnd"/>
+        <w:t>мущества Концедента</w:t>
+      </w:r>
     </w:p>
     <w:p>
       <w:pPr>
@@ -1904,7 +1730,6 @@
               <w:bottom w:val="nil"/>
               <w:right w:val="nil"/>
             </w:tcBorders>
-            <w:shd w:val="clear" w:color="auto" w:fill="auto"/>
             <w:tcMar>
               <w:top w:w="80" w:type="dxa"/>
               <w:left w:w="80" w:type="dxa"/>
@@ -1930,7 +1755,6 @@
               <w:bottom w:val="nil"/>
               <w:right w:val="nil"/>
             </w:tcBorders>
-            <w:shd w:val="clear" w:color="auto" w:fill="auto"/>
             <w:tcMar>
               <w:top w:w="80" w:type="dxa"/>
               <w:left w:w="80" w:type="dxa"/>
@@ -2048,23 +1872,7 @@
           <w:rFonts w:ascii="Times New Roman" w:hAnsi="Times New Roman"/>
           <w:szCs w:val="22"/>
         </w:rPr>
-        <w:t xml:space="preserve">2024 № 1308 (далее – </w:t>
-      </w:r>
-      <w:proofErr w:type="spellStart"/>
-      <w:r>
-        <w:rPr>
-          <w:rFonts w:ascii="Times New Roman" w:hAnsi="Times New Roman"/>
-          <w:szCs w:val="22"/>
-        </w:rPr>
-        <w:t>Концедент</w:t>
-      </w:r>
-      <w:proofErr w:type="spellEnd"/>
-      <w:r>
-        <w:rPr>
-          <w:rFonts w:ascii="Times New Roman" w:hAnsi="Times New Roman"/>
-          <w:szCs w:val="22"/>
-        </w:rPr>
-        <w:t>), с одной стороны,</w:t>
+        <w:t>2024 № 1308 (далее – Концедент), с одной стороны,</w:t>
       </w:r>
     </w:p>
     <w:p>
@@ -2080,23 +1888,7 @@
           <w:rFonts w:ascii="Times New Roman" w:hAnsi="Times New Roman"/>
           <w:szCs w:val="22"/>
         </w:rPr>
-        <w:t xml:space="preserve">и общество с ограниченной ответственностью «МВС», в лице Генерального директора </w:t>
-      </w:r>
-      <w:proofErr w:type="spellStart"/>
-      <w:r>
-        <w:rPr>
-          <w:rFonts w:ascii="Times New Roman" w:hAnsi="Times New Roman"/>
-          <w:szCs w:val="22"/>
-        </w:rPr>
-        <w:t>Хазова</w:t>
-      </w:r>
-      <w:proofErr w:type="spellEnd"/>
-      <w:r>
-        <w:rPr>
-          <w:rFonts w:ascii="Times New Roman" w:hAnsi="Times New Roman"/>
-          <w:szCs w:val="22"/>
-        </w:rPr>
-        <w:t xml:space="preserve"> Даниила Владимировича (далее – Концессионер), действующего на основании Устава, с другой стороны,</w:t>
+        <w:t>и общество с ограниченной ответственностью «МВС», в лице Генерального директора Хазова Даниила Владимировича (далее – Концессионер), действующего на основании Устава, с другой стороны,</w:t>
       </w:r>
     </w:p>
     <w:p>
@@ -2146,21 +1938,7 @@
         <w:rPr>
           <w:rFonts w:ascii="Times New Roman" w:hAnsi="Times New Roman"/>
         </w:rPr>
-        <w:t xml:space="preserve">мущества </w:t>
-      </w:r>
-      <w:proofErr w:type="spellStart"/>
-      <w:r>
-        <w:rPr>
-          <w:rFonts w:ascii="Times New Roman" w:hAnsi="Times New Roman"/>
-        </w:rPr>
-        <w:t>Концедента</w:t>
-      </w:r>
-      <w:proofErr w:type="spellEnd"/>
-      <w:r>
-        <w:rPr>
-          <w:rFonts w:ascii="Times New Roman" w:hAnsi="Times New Roman"/>
-        </w:rPr>
-        <w:t xml:space="preserve"> от __ «__» 202_ года подписали настоящий Акт оценки технического состояния </w:t>
+        <w:t xml:space="preserve">мущества Концедента от __ «__» 202_ года подписали настоящий Акт оценки технического состояния </w:t>
       </w:r>
       <w:r>
         <w:rPr>
@@ -2172,21 +1950,7 @@
         <w:rPr>
           <w:rFonts w:ascii="Times New Roman" w:hAnsi="Times New Roman"/>
         </w:rPr>
-        <w:t xml:space="preserve">мущества </w:t>
-      </w:r>
-      <w:proofErr w:type="spellStart"/>
-      <w:r>
-        <w:rPr>
-          <w:rFonts w:ascii="Times New Roman" w:hAnsi="Times New Roman"/>
-        </w:rPr>
-        <w:t>Концедента</w:t>
-      </w:r>
-      <w:proofErr w:type="spellEnd"/>
-      <w:r>
-        <w:rPr>
-          <w:rFonts w:ascii="Times New Roman" w:hAnsi="Times New Roman"/>
-        </w:rPr>
-        <w:t xml:space="preserve"> о нижеследующем:</w:t>
+        <w:t>мущества Концедента о нижеследующем:</w:t>
       </w:r>
     </w:p>
     <w:p>
@@ -2196,19 +1960,11 @@
           <w:rFonts w:ascii="Times New Roman" w:hAnsi="Times New Roman"/>
         </w:rPr>
       </w:pPr>
-      <w:proofErr w:type="spellStart"/>
-      <w:r>
-        <w:rPr>
-          <w:rFonts w:ascii="Times New Roman" w:hAnsi="Times New Roman"/>
-        </w:rPr>
-        <w:t>Концедент</w:t>
-      </w:r>
-      <w:proofErr w:type="spellEnd"/>
-      <w:r>
-        <w:rPr>
-          <w:rFonts w:ascii="Times New Roman" w:hAnsi="Times New Roman"/>
-        </w:rPr>
-        <w:t xml:space="preserve"> передает Концессионеру, а Концессионер принимает для разработки Проектной </w:t>
+      <w:r>
+        <w:rPr>
+          <w:rFonts w:ascii="Times New Roman" w:hAnsi="Times New Roman"/>
+        </w:rPr>
+        <w:t xml:space="preserve">Концедент передает Концессионеру, а Концессионер принимает для разработки Проектной </w:t>
       </w:r>
       <w:r>
         <w:rPr>
@@ -2256,21 +2012,7 @@
         <w:rPr>
           <w:rFonts w:ascii="Times New Roman" w:hAnsi="Times New Roman"/>
         </w:rPr>
-        <w:t xml:space="preserve">мущество </w:t>
-      </w:r>
-      <w:proofErr w:type="spellStart"/>
-      <w:r>
-        <w:rPr>
-          <w:rFonts w:ascii="Times New Roman" w:hAnsi="Times New Roman"/>
-        </w:rPr>
-        <w:t>Концедента</w:t>
-      </w:r>
-      <w:proofErr w:type="spellEnd"/>
-      <w:r>
-        <w:rPr>
-          <w:rFonts w:ascii="Times New Roman" w:hAnsi="Times New Roman"/>
-        </w:rPr>
-        <w:t>, в следующем техническом состоянии:</w:t>
+        <w:t>мущество Концедента, в следующем техническом состоянии:</w:t>
       </w:r>
     </w:p>
     <w:tbl>
@@ -2554,21 +2296,7 @@
         <w:rPr>
           <w:rFonts w:ascii="Times New Roman" w:hAnsi="Times New Roman"/>
         </w:rPr>
-        <w:t xml:space="preserve">мущества </w:t>
-      </w:r>
-      <w:proofErr w:type="spellStart"/>
-      <w:r>
-        <w:rPr>
-          <w:rFonts w:ascii="Times New Roman" w:hAnsi="Times New Roman"/>
-        </w:rPr>
-        <w:t>Концедента</w:t>
-      </w:r>
-      <w:proofErr w:type="spellEnd"/>
-      <w:r>
-        <w:rPr>
-          <w:rFonts w:ascii="Times New Roman" w:hAnsi="Times New Roman"/>
-        </w:rPr>
-        <w:t xml:space="preserve"> является неотъемлемой частью Акта </w:t>
+        <w:t xml:space="preserve">мущества Концедента является неотъемлемой частью Акта </w:t>
       </w:r>
       <w:r>
         <w:rPr>
@@ -2700,7 +2428,6 @@
                 <w:sz w:val="24"/>
               </w:rPr>
             </w:pPr>
-            <w:proofErr w:type="spellStart"/>
             <w:r>
               <w:rPr>
                 <w:rFonts w:ascii="Times New Roman" w:hAnsi="Times New Roman"/>
@@ -2709,7 +2436,6 @@
               </w:rPr>
               <w:t>Концедент</w:t>
             </w:r>
-            <w:proofErr w:type="spellEnd"/>
           </w:p>
         </w:tc>
       </w:tr>
@@ -2800,21 +2526,12 @@
                 <w:sz w:val="24"/>
               </w:rPr>
             </w:pPr>
-            <w:proofErr w:type="spellStart"/>
-            <w:r>
-              <w:rPr>
-                <w:rFonts w:ascii="Times New Roman" w:hAnsi="Times New Roman"/>
-                <w:szCs w:val="22"/>
-              </w:rPr>
-              <w:t>м.п</w:t>
-            </w:r>
-            <w:proofErr w:type="spellEnd"/>
-            <w:r>
-              <w:rPr>
-                <w:rFonts w:ascii="Times New Roman" w:hAnsi="Times New Roman"/>
-                <w:szCs w:val="22"/>
-              </w:rPr>
-              <w:t>.</w:t>
+            <w:r>
+              <w:rPr>
+                <w:rFonts w:ascii="Times New Roman" w:hAnsi="Times New Roman"/>
+                <w:szCs w:val="22"/>
+              </w:rPr>
+              <w:t>м.п.</w:t>
             </w:r>
           </w:p>
         </w:tc>
@@ -2901,21 +2618,12 @@
                 <w:sz w:val="24"/>
               </w:rPr>
             </w:pPr>
-            <w:proofErr w:type="spellStart"/>
-            <w:r>
-              <w:rPr>
-                <w:rFonts w:ascii="Times New Roman" w:hAnsi="Times New Roman"/>
-                <w:szCs w:val="22"/>
-              </w:rPr>
-              <w:t>м.п</w:t>
-            </w:r>
-            <w:proofErr w:type="spellEnd"/>
-            <w:r>
-              <w:rPr>
-                <w:rFonts w:ascii="Times New Roman" w:hAnsi="Times New Roman"/>
-                <w:szCs w:val="22"/>
-              </w:rPr>
-              <w:t>.</w:t>
+            <w:r>
+              <w:rPr>
+                <w:rFonts w:ascii="Times New Roman" w:hAnsi="Times New Roman"/>
+                <w:szCs w:val="22"/>
+              </w:rPr>
+              <w:t>м.п.</w:t>
             </w:r>
           </w:p>
         </w:tc>
@@ -2986,7 +2694,6 @@
               <w:bottom w:val="nil"/>
               <w:right w:val="nil"/>
             </w:tcBorders>
-            <w:shd w:val="clear" w:color="auto" w:fill="auto"/>
             <w:tcMar>
               <w:top w:w="80" w:type="dxa"/>
               <w:left w:w="80" w:type="dxa"/>
@@ -3012,7 +2719,6 @@
               <w:bottom w:val="nil"/>
               <w:right w:val="nil"/>
             </w:tcBorders>
-            <w:shd w:val="clear" w:color="auto" w:fill="auto"/>
             <w:tcMar>
               <w:top w:w="80" w:type="dxa"/>
               <w:left w:w="80" w:type="dxa"/>
@@ -3130,23 +2836,7 @@
           <w:rFonts w:ascii="Times New Roman" w:hAnsi="Times New Roman"/>
           <w:szCs w:val="22"/>
         </w:rPr>
-        <w:t xml:space="preserve">2024 № 1308 (далее – </w:t>
-      </w:r>
-      <w:proofErr w:type="spellStart"/>
-      <w:r>
-        <w:rPr>
-          <w:rFonts w:ascii="Times New Roman" w:hAnsi="Times New Roman"/>
-          <w:szCs w:val="22"/>
-        </w:rPr>
-        <w:t>Концедент</w:t>
-      </w:r>
-      <w:proofErr w:type="spellEnd"/>
-      <w:r>
-        <w:rPr>
-          <w:rFonts w:ascii="Times New Roman" w:hAnsi="Times New Roman"/>
-          <w:szCs w:val="22"/>
-        </w:rPr>
-        <w:t>), с одной стороны,</w:t>
+        <w:t>2024 № 1308 (далее – Концедент), с одной стороны,</w:t>
       </w:r>
     </w:p>
     <w:p>
@@ -3162,23 +2852,7 @@
           <w:rFonts w:ascii="Times New Roman" w:hAnsi="Times New Roman"/>
           <w:szCs w:val="22"/>
         </w:rPr>
-        <w:t xml:space="preserve">и общество с ограниченной ответственностью «МВС», в лице Генерального директора </w:t>
-      </w:r>
-      <w:proofErr w:type="spellStart"/>
-      <w:r>
-        <w:rPr>
-          <w:rFonts w:ascii="Times New Roman" w:hAnsi="Times New Roman"/>
-          <w:szCs w:val="22"/>
-        </w:rPr>
-        <w:t>Хазова</w:t>
-      </w:r>
-      <w:proofErr w:type="spellEnd"/>
-      <w:r>
-        <w:rPr>
-          <w:rFonts w:ascii="Times New Roman" w:hAnsi="Times New Roman"/>
-          <w:szCs w:val="22"/>
-        </w:rPr>
-        <w:t xml:space="preserve"> Даниила Владимировича (далее – Концессионер), действующего на основании Устава, с другой стороны,</w:t>
+        <w:t>и общество с ограниченной ответственностью «МВС», в лице Генерального директора Хазова Даниила Владимировича (далее – Концессионер), действующего на основании Устава, с другой стороны,</w:t>
       </w:r>
     </w:p>
     <w:p>
@@ -3223,11 +2897,7 @@
     </w:p>
     <w:p>
       <w:pPr>
-        <w:pStyle w:val="a7"/>
-        <w:numPr>
-          <w:ilvl w:val="0"/>
-          <w:numId w:val="1"/>
-        </w:numPr>
+        <w:ind w:left="720" w:hanging="360"/>
         <w:jc w:val="both"/>
         <w:rPr>
           <w:rFonts w:ascii="Times New Roman" w:hAnsi="Times New Roman"/>
@@ -3237,16 +2907,24 @@
         <w:rPr>
           <w:rFonts w:ascii="Times New Roman" w:hAnsi="Times New Roman"/>
         </w:rPr>
+        <w:t>1.</w:t>
+      </w:r>
+      <w:r>
+        <w:rPr>
+          <w:rFonts w:ascii="Times New Roman" w:hAnsi="Times New Roman"/>
+        </w:rPr>
+        <w:tab/>
+      </w:r>
+      <w:r>
+        <w:rPr>
+          <w:rFonts w:ascii="Times New Roman" w:hAnsi="Times New Roman"/>
+        </w:rPr>
         <w:t>…</w:t>
       </w:r>
     </w:p>
     <w:p>
       <w:pPr>
-        <w:pStyle w:val="a7"/>
-        <w:numPr>
-          <w:ilvl w:val="0"/>
-          <w:numId w:val="1"/>
-        </w:numPr>
+        <w:ind w:left="720" w:hanging="360"/>
         <w:jc w:val="both"/>
         <w:rPr>
           <w:rFonts w:ascii="Times New Roman" w:hAnsi="Times New Roman"/>
@@ -3256,16 +2934,24 @@
         <w:rPr>
           <w:rFonts w:ascii="Times New Roman" w:hAnsi="Times New Roman"/>
         </w:rPr>
+        <w:t>2.</w:t>
+      </w:r>
+      <w:r>
+        <w:rPr>
+          <w:rFonts w:ascii="Times New Roman" w:hAnsi="Times New Roman"/>
+        </w:rPr>
+        <w:tab/>
+      </w:r>
+      <w:r>
+        <w:rPr>
+          <w:rFonts w:ascii="Times New Roman" w:hAnsi="Times New Roman"/>
+        </w:rPr>
         <w:t>…</w:t>
       </w:r>
     </w:p>
     <w:p>
       <w:pPr>
-        <w:pStyle w:val="a7"/>
-        <w:numPr>
-          <w:ilvl w:val="0"/>
-          <w:numId w:val="1"/>
-        </w:numPr>
+        <w:ind w:left="720" w:hanging="360"/>
         <w:jc w:val="both"/>
         <w:rPr>
           <w:rFonts w:ascii="Times New Roman" w:hAnsi="Times New Roman"/>
@@ -3275,6 +2961,18 @@
         <w:rPr>
           <w:rFonts w:ascii="Times New Roman" w:hAnsi="Times New Roman"/>
         </w:rPr>
+        <w:t>3.</w:t>
+      </w:r>
+      <w:r>
+        <w:rPr>
+          <w:rFonts w:ascii="Times New Roman" w:hAnsi="Times New Roman"/>
+        </w:rPr>
+        <w:tab/>
+      </w:r>
+      <w:r>
+        <w:rPr>
+          <w:rFonts w:ascii="Times New Roman" w:hAnsi="Times New Roman"/>
+        </w:rPr>
         <w:t>…</w:t>
       </w:r>
     </w:p>
@@ -3289,30 +2987,12 @@
         <w:rPr>
           <w:rFonts w:ascii="Times New Roman" w:hAnsi="Times New Roman"/>
         </w:rPr>
-        <w:t xml:space="preserve">В соответствии с положениями пункта 9.5 Соглашения </w:t>
-      </w:r>
-      <w:proofErr w:type="spellStart"/>
-      <w:r>
-        <w:rPr>
-          <w:rFonts w:ascii="Times New Roman" w:hAnsi="Times New Roman"/>
-        </w:rPr>
-        <w:t>Концедент</w:t>
-      </w:r>
-      <w:proofErr w:type="spellEnd"/>
-      <w:r>
-        <w:rPr>
-          <w:rFonts w:ascii="Times New Roman" w:hAnsi="Times New Roman"/>
-        </w:rPr>
-        <w:t xml:space="preserve"> выполнил свои обязательства, а именно:</w:t>
-      </w:r>
-    </w:p>
-    <w:p>
-      <w:pPr>
-        <w:pStyle w:val="a7"/>
-        <w:numPr>
-          <w:ilvl w:val="0"/>
-          <w:numId w:val="2"/>
-        </w:numPr>
+        <w:t>В соответствии с положениями пункта 9.5 Соглашения Концедент выполнил свои обязательства, а именно:</w:t>
+      </w:r>
+    </w:p>
+    <w:p>
+      <w:pPr>
+        <w:ind w:left="720" w:hanging="360"/>
         <w:jc w:val="both"/>
         <w:rPr>
           <w:rFonts w:ascii="Times New Roman" w:hAnsi="Times New Roman"/>
@@ -3322,16 +3002,24 @@
         <w:rPr>
           <w:rFonts w:ascii="Times New Roman" w:hAnsi="Times New Roman"/>
         </w:rPr>
+        <w:t>1.</w:t>
+      </w:r>
+      <w:r>
+        <w:rPr>
+          <w:rFonts w:ascii="Times New Roman" w:hAnsi="Times New Roman"/>
+        </w:rPr>
+        <w:tab/>
+      </w:r>
+      <w:r>
+        <w:rPr>
+          <w:rFonts w:ascii="Times New Roman" w:hAnsi="Times New Roman"/>
+        </w:rPr>
         <w:t>…</w:t>
       </w:r>
     </w:p>
     <w:p>
       <w:pPr>
-        <w:pStyle w:val="a7"/>
-        <w:numPr>
-          <w:ilvl w:val="0"/>
-          <w:numId w:val="2"/>
-        </w:numPr>
+        <w:ind w:left="720" w:hanging="360"/>
         <w:jc w:val="both"/>
         <w:rPr>
           <w:rFonts w:ascii="Times New Roman" w:hAnsi="Times New Roman"/>
@@ -3341,21 +3029,41 @@
         <w:rPr>
           <w:rFonts w:ascii="Times New Roman" w:hAnsi="Times New Roman"/>
         </w:rPr>
+        <w:t>2.</w:t>
+      </w:r>
+      <w:r>
+        <w:rPr>
+          <w:rFonts w:ascii="Times New Roman" w:hAnsi="Times New Roman"/>
+        </w:rPr>
+        <w:tab/>
+      </w:r>
+      <w:r>
+        <w:rPr>
+          <w:rFonts w:ascii="Times New Roman" w:hAnsi="Times New Roman"/>
+        </w:rPr>
         <w:t>…</w:t>
       </w:r>
     </w:p>
     <w:p>
       <w:pPr>
-        <w:pStyle w:val="a7"/>
-        <w:numPr>
-          <w:ilvl w:val="0"/>
-          <w:numId w:val="2"/>
-        </w:numPr>
+        <w:ind w:left="720" w:hanging="360"/>
         <w:jc w:val="both"/>
         <w:rPr>
           <w:rFonts w:ascii="Times New Roman" w:hAnsi="Times New Roman"/>
         </w:rPr>
       </w:pPr>
+      <w:r>
+        <w:rPr>
+          <w:rFonts w:ascii="Times New Roman" w:hAnsi="Times New Roman"/>
+        </w:rPr>
+        <w:t>3.</w:t>
+      </w:r>
+      <w:r>
+        <w:rPr>
+          <w:rFonts w:ascii="Times New Roman" w:hAnsi="Times New Roman"/>
+        </w:rPr>
+        <w:tab/>
+      </w:r>
       <w:r>
         <w:rPr>
           <w:rFonts w:ascii="Times New Roman" w:hAnsi="Times New Roman"/>
@@ -3522,7 +3230,6 @@
                 <w:sz w:val="24"/>
               </w:rPr>
             </w:pPr>
-            <w:proofErr w:type="spellStart"/>
             <w:r>
               <w:rPr>
                 <w:rFonts w:ascii="Times New Roman" w:hAnsi="Times New Roman"/>
@@ -3531,7 +3238,6 @@
               </w:rPr>
               <w:t>Концедент</w:t>
             </w:r>
-            <w:proofErr w:type="spellEnd"/>
           </w:p>
         </w:tc>
       </w:tr>
@@ -3622,21 +3328,12 @@
                 <w:sz w:val="24"/>
               </w:rPr>
             </w:pPr>
-            <w:proofErr w:type="spellStart"/>
-            <w:r>
-              <w:rPr>
-                <w:rFonts w:ascii="Times New Roman" w:hAnsi="Times New Roman"/>
-                <w:szCs w:val="22"/>
-              </w:rPr>
-              <w:t>м.п</w:t>
-            </w:r>
-            <w:proofErr w:type="spellEnd"/>
-            <w:r>
-              <w:rPr>
-                <w:rFonts w:ascii="Times New Roman" w:hAnsi="Times New Roman"/>
-                <w:szCs w:val="22"/>
-              </w:rPr>
-              <w:t>.</w:t>
+            <w:r>
+              <w:rPr>
+                <w:rFonts w:ascii="Times New Roman" w:hAnsi="Times New Roman"/>
+                <w:szCs w:val="22"/>
+              </w:rPr>
+              <w:t>м.п.</w:t>
             </w:r>
           </w:p>
         </w:tc>
@@ -3723,21 +3420,12 @@
                 <w:sz w:val="24"/>
               </w:rPr>
             </w:pPr>
-            <w:proofErr w:type="spellStart"/>
-            <w:r>
-              <w:rPr>
-                <w:rFonts w:ascii="Times New Roman" w:hAnsi="Times New Roman"/>
-                <w:szCs w:val="22"/>
-              </w:rPr>
-              <w:t>м.п</w:t>
-            </w:r>
-            <w:proofErr w:type="spellEnd"/>
-            <w:r>
-              <w:rPr>
-                <w:rFonts w:ascii="Times New Roman" w:hAnsi="Times New Roman"/>
-                <w:szCs w:val="22"/>
-              </w:rPr>
-              <w:t>.</w:t>
+            <w:r>
+              <w:rPr>
+                <w:rFonts w:ascii="Times New Roman" w:hAnsi="Times New Roman"/>
+                <w:szCs w:val="22"/>
+              </w:rPr>
+              <w:t>м.п.</w:t>
             </w:r>
           </w:p>
         </w:tc>
@@ -3805,7 +3493,6 @@
               <w:bottom w:val="nil"/>
               <w:right w:val="nil"/>
             </w:tcBorders>
-            <w:shd w:val="clear" w:color="auto" w:fill="auto"/>
             <w:tcMar>
               <w:top w:w="80" w:type="dxa"/>
               <w:left w:w="80" w:type="dxa"/>
@@ -3831,7 +3518,6 @@
               <w:bottom w:val="nil"/>
               <w:right w:val="nil"/>
             </w:tcBorders>
-            <w:shd w:val="clear" w:color="auto" w:fill="auto"/>
             <w:tcMar>
               <w:top w:w="80" w:type="dxa"/>
               <w:left w:w="80" w:type="dxa"/>
@@ -3949,23 +3635,7 @@
           <w:rFonts w:ascii="Times New Roman" w:hAnsi="Times New Roman"/>
           <w:szCs w:val="22"/>
         </w:rPr>
-        <w:t xml:space="preserve">2024 № 1308 (далее – </w:t>
-      </w:r>
-      <w:proofErr w:type="spellStart"/>
-      <w:r>
-        <w:rPr>
-          <w:rFonts w:ascii="Times New Roman" w:hAnsi="Times New Roman"/>
-          <w:szCs w:val="22"/>
-        </w:rPr>
-        <w:t>Концедент</w:t>
-      </w:r>
-      <w:proofErr w:type="spellEnd"/>
-      <w:r>
-        <w:rPr>
-          <w:rFonts w:ascii="Times New Roman" w:hAnsi="Times New Roman"/>
-          <w:szCs w:val="22"/>
-        </w:rPr>
-        <w:t>), с одной стороны,</w:t>
+        <w:t>2024 № 1308 (далее – Концедент), с одной стороны,</w:t>
       </w:r>
     </w:p>
     <w:p>
@@ -3981,23 +3651,7 @@
           <w:rFonts w:ascii="Times New Roman" w:hAnsi="Times New Roman"/>
           <w:szCs w:val="22"/>
         </w:rPr>
-        <w:t xml:space="preserve">и общество с ограниченной ответственностью «МВС», в лице Генерального директора </w:t>
-      </w:r>
-      <w:proofErr w:type="spellStart"/>
-      <w:r>
-        <w:rPr>
-          <w:rFonts w:ascii="Times New Roman" w:hAnsi="Times New Roman"/>
-          <w:szCs w:val="22"/>
-        </w:rPr>
-        <w:t>Хазова</w:t>
-      </w:r>
-      <w:proofErr w:type="spellEnd"/>
-      <w:r>
-        <w:rPr>
-          <w:rFonts w:ascii="Times New Roman" w:hAnsi="Times New Roman"/>
-          <w:szCs w:val="22"/>
-        </w:rPr>
-        <w:t xml:space="preserve"> Даниила Владимировича (далее – Концессионер), действующего на основании Устава, с другой стороны,</w:t>
+        <w:t>и общество с ограниченной ответственностью «МВС», в лице Генерального директора Хазова Даниила Владимировича (далее – Концессионер), действующего на основании Устава, с другой стороны,</w:t>
       </w:r>
     </w:p>
     <w:p>
@@ -4042,11 +3696,7 @@
     </w:p>
     <w:p>
       <w:pPr>
-        <w:pStyle w:val="a7"/>
-        <w:numPr>
-          <w:ilvl w:val="0"/>
-          <w:numId w:val="3"/>
-        </w:numPr>
+        <w:ind w:left="720" w:hanging="360"/>
         <w:jc w:val="both"/>
         <w:rPr>
           <w:rFonts w:ascii="Times New Roman" w:hAnsi="Times New Roman"/>
@@ -4056,16 +3706,24 @@
         <w:rPr>
           <w:rFonts w:ascii="Times New Roman" w:hAnsi="Times New Roman"/>
         </w:rPr>
+        <w:t>1.</w:t>
+      </w:r>
+      <w:r>
+        <w:rPr>
+          <w:rFonts w:ascii="Times New Roman" w:hAnsi="Times New Roman"/>
+        </w:rPr>
+        <w:tab/>
+      </w:r>
+      <w:r>
+        <w:rPr>
+          <w:rFonts w:ascii="Times New Roman" w:hAnsi="Times New Roman"/>
+        </w:rPr>
         <w:t>…</w:t>
       </w:r>
     </w:p>
     <w:p>
       <w:pPr>
-        <w:pStyle w:val="a7"/>
-        <w:numPr>
-          <w:ilvl w:val="0"/>
-          <w:numId w:val="3"/>
-        </w:numPr>
+        <w:ind w:left="720" w:hanging="360"/>
         <w:jc w:val="both"/>
         <w:rPr>
           <w:rFonts w:ascii="Times New Roman" w:hAnsi="Times New Roman"/>
@@ -4075,16 +3733,24 @@
         <w:rPr>
           <w:rFonts w:ascii="Times New Roman" w:hAnsi="Times New Roman"/>
         </w:rPr>
+        <w:t>2.</w:t>
+      </w:r>
+      <w:r>
+        <w:rPr>
+          <w:rFonts w:ascii="Times New Roman" w:hAnsi="Times New Roman"/>
+        </w:rPr>
+        <w:tab/>
+      </w:r>
+      <w:r>
+        <w:rPr>
+          <w:rFonts w:ascii="Times New Roman" w:hAnsi="Times New Roman"/>
+        </w:rPr>
         <w:t>…</w:t>
       </w:r>
     </w:p>
     <w:p>
       <w:pPr>
-        <w:pStyle w:val="a7"/>
-        <w:numPr>
-          <w:ilvl w:val="0"/>
-          <w:numId w:val="3"/>
-        </w:numPr>
+        <w:ind w:left="720" w:hanging="360"/>
         <w:jc w:val="both"/>
         <w:rPr>
           <w:rFonts w:ascii="Times New Roman" w:hAnsi="Times New Roman"/>
@@ -4094,6 +3760,18 @@
         <w:rPr>
           <w:rFonts w:ascii="Times New Roman" w:hAnsi="Times New Roman"/>
         </w:rPr>
+        <w:t>3.</w:t>
+      </w:r>
+      <w:r>
+        <w:rPr>
+          <w:rFonts w:ascii="Times New Roman" w:hAnsi="Times New Roman"/>
+        </w:rPr>
+        <w:tab/>
+      </w:r>
+      <w:r>
+        <w:rPr>
+          <w:rFonts w:ascii="Times New Roman" w:hAnsi="Times New Roman"/>
+        </w:rPr>
         <w:t>…</w:t>
       </w:r>
     </w:p>
@@ -4110,11 +3788,7 @@
     </w:p>
     <w:p>
       <w:pPr>
-        <w:pStyle w:val="a7"/>
-        <w:numPr>
-          <w:ilvl w:val="0"/>
-          <w:numId w:val="4"/>
-        </w:numPr>
+        <w:ind w:left="720" w:hanging="360"/>
         <w:jc w:val="both"/>
         <w:rPr>
           <w:rFonts w:ascii="Times New Roman" w:hAnsi="Times New Roman"/>
@@ -4124,16 +3798,24 @@
         <w:rPr>
           <w:rFonts w:ascii="Times New Roman" w:hAnsi="Times New Roman"/>
         </w:rPr>
+        <w:t>1.</w:t>
+      </w:r>
+      <w:r>
+        <w:rPr>
+          <w:rFonts w:ascii="Times New Roman" w:hAnsi="Times New Roman"/>
+        </w:rPr>
+        <w:tab/>
+      </w:r>
+      <w:r>
+        <w:rPr>
+          <w:rFonts w:ascii="Times New Roman" w:hAnsi="Times New Roman"/>
+        </w:rPr>
         <w:t>…</w:t>
       </w:r>
     </w:p>
     <w:p>
       <w:pPr>
-        <w:pStyle w:val="a7"/>
-        <w:numPr>
-          <w:ilvl w:val="0"/>
-          <w:numId w:val="4"/>
-        </w:numPr>
+        <w:ind w:left="720" w:hanging="360"/>
         <w:jc w:val="both"/>
         <w:rPr>
           <w:rFonts w:ascii="Times New Roman" w:hAnsi="Times New Roman"/>
@@ -4143,21 +3825,41 @@
         <w:rPr>
           <w:rFonts w:ascii="Times New Roman" w:hAnsi="Times New Roman"/>
         </w:rPr>
+        <w:t>2.</w:t>
+      </w:r>
+      <w:r>
+        <w:rPr>
+          <w:rFonts w:ascii="Times New Roman" w:hAnsi="Times New Roman"/>
+        </w:rPr>
+        <w:tab/>
+      </w:r>
+      <w:r>
+        <w:rPr>
+          <w:rFonts w:ascii="Times New Roman" w:hAnsi="Times New Roman"/>
+        </w:rPr>
         <w:t>…</w:t>
       </w:r>
     </w:p>
     <w:p>
       <w:pPr>
-        <w:pStyle w:val="a7"/>
-        <w:numPr>
-          <w:ilvl w:val="0"/>
-          <w:numId w:val="4"/>
-        </w:numPr>
+        <w:ind w:left="720" w:hanging="360"/>
         <w:jc w:val="both"/>
         <w:rPr>
           <w:rFonts w:ascii="Times New Roman" w:hAnsi="Times New Roman"/>
         </w:rPr>
       </w:pPr>
+      <w:r>
+        <w:rPr>
+          <w:rFonts w:ascii="Times New Roman" w:hAnsi="Times New Roman"/>
+        </w:rPr>
+        <w:t>3.</w:t>
+      </w:r>
+      <w:r>
+        <w:rPr>
+          <w:rFonts w:ascii="Times New Roman" w:hAnsi="Times New Roman"/>
+        </w:rPr>
+        <w:tab/>
+      </w:r>
       <w:r>
         <w:rPr>
           <w:rFonts w:ascii="Times New Roman" w:hAnsi="Times New Roman"/>
@@ -4284,7 +3986,6 @@
                 <w:sz w:val="24"/>
               </w:rPr>
             </w:pPr>
-            <w:proofErr w:type="spellStart"/>
             <w:r>
               <w:rPr>
                 <w:rFonts w:ascii="Times New Roman" w:hAnsi="Times New Roman"/>
@@ -4293,7 +3994,6 @@
               </w:rPr>
               <w:t>Концедент</w:t>
             </w:r>
-            <w:proofErr w:type="spellEnd"/>
           </w:p>
         </w:tc>
       </w:tr>
@@ -4384,21 +4084,12 @@
                 <w:sz w:val="24"/>
               </w:rPr>
             </w:pPr>
-            <w:proofErr w:type="spellStart"/>
-            <w:r>
-              <w:rPr>
-                <w:rFonts w:ascii="Times New Roman" w:hAnsi="Times New Roman"/>
-                <w:szCs w:val="22"/>
-              </w:rPr>
-              <w:t>м.п</w:t>
-            </w:r>
-            <w:proofErr w:type="spellEnd"/>
-            <w:r>
-              <w:rPr>
-                <w:rFonts w:ascii="Times New Roman" w:hAnsi="Times New Roman"/>
-                <w:szCs w:val="22"/>
-              </w:rPr>
-              <w:t>.</w:t>
+            <w:r>
+              <w:rPr>
+                <w:rFonts w:ascii="Times New Roman" w:hAnsi="Times New Roman"/>
+                <w:szCs w:val="22"/>
+              </w:rPr>
+              <w:t>м.п.</w:t>
             </w:r>
           </w:p>
         </w:tc>
@@ -4485,21 +4176,12 @@
                 <w:sz w:val="24"/>
               </w:rPr>
             </w:pPr>
-            <w:proofErr w:type="spellStart"/>
-            <w:r>
-              <w:rPr>
-                <w:rFonts w:ascii="Times New Roman" w:hAnsi="Times New Roman"/>
-                <w:szCs w:val="22"/>
-              </w:rPr>
-              <w:t>м.п</w:t>
-            </w:r>
-            <w:proofErr w:type="spellEnd"/>
-            <w:r>
-              <w:rPr>
-                <w:rFonts w:ascii="Times New Roman" w:hAnsi="Times New Roman"/>
-                <w:szCs w:val="22"/>
-              </w:rPr>
-              <w:t>.</w:t>
+            <w:r>
+              <w:rPr>
+                <w:rFonts w:ascii="Times New Roman" w:hAnsi="Times New Roman"/>
+                <w:szCs w:val="22"/>
+              </w:rPr>
+              <w:t>м.п.</w:t>
             </w:r>
           </w:p>
         </w:tc>
@@ -4560,7 +4242,6 @@
               <w:bottom w:val="nil"/>
               <w:right w:val="nil"/>
             </w:tcBorders>
-            <w:shd w:val="clear" w:color="auto" w:fill="auto"/>
             <w:tcMar>
               <w:top w:w="80" w:type="dxa"/>
               <w:left w:w="80" w:type="dxa"/>
@@ -4587,7 +4268,6 @@
               <w:bottom w:val="nil"/>
               <w:right w:val="nil"/>
             </w:tcBorders>
-            <w:shd w:val="clear" w:color="auto" w:fill="auto"/>
             <w:tcMar>
               <w:top w:w="80" w:type="dxa"/>
               <w:left w:w="80" w:type="dxa"/>
@@ -4706,23 +4386,7 @@
           <w:rFonts w:ascii="Times New Roman" w:hAnsi="Times New Roman"/>
           <w:szCs w:val="22"/>
         </w:rPr>
-        <w:t xml:space="preserve">2024 № 1308 (далее – </w:t>
-      </w:r>
-      <w:proofErr w:type="spellStart"/>
-      <w:r>
-        <w:rPr>
-          <w:rFonts w:ascii="Times New Roman" w:hAnsi="Times New Roman"/>
-          <w:szCs w:val="22"/>
-        </w:rPr>
-        <w:t>Концедент</w:t>
-      </w:r>
-      <w:proofErr w:type="spellEnd"/>
-      <w:r>
-        <w:rPr>
-          <w:rFonts w:ascii="Times New Roman" w:hAnsi="Times New Roman"/>
-          <w:szCs w:val="22"/>
-        </w:rPr>
-        <w:t>), с одной стороны,</w:t>
+        <w:t>2024 № 1308 (далее – Концедент), с одной стороны,</w:t>
       </w:r>
     </w:p>
     <w:p>
@@ -4738,23 +4402,7 @@
           <w:rFonts w:ascii="Times New Roman" w:hAnsi="Times New Roman"/>
           <w:szCs w:val="22"/>
         </w:rPr>
-        <w:t xml:space="preserve">и общество с ограниченной ответственностью «МВС», в лице Генерального директора </w:t>
-      </w:r>
-      <w:proofErr w:type="spellStart"/>
-      <w:r>
-        <w:rPr>
-          <w:rFonts w:ascii="Times New Roman" w:hAnsi="Times New Roman"/>
-          <w:szCs w:val="22"/>
-        </w:rPr>
-        <w:t>Хазова</w:t>
-      </w:r>
-      <w:proofErr w:type="spellEnd"/>
-      <w:r>
-        <w:rPr>
-          <w:rFonts w:ascii="Times New Roman" w:hAnsi="Times New Roman"/>
-          <w:szCs w:val="22"/>
-        </w:rPr>
-        <w:t xml:space="preserve"> Даниила Владимировича (далее – Концессионер), действующего на основании Устава, с другой стороны,</w:t>
+        <w:t>и общество с ограниченной ответственностью «МВС», в лице Генерального директора Хазова Даниила Владимировича (далее – Концессионер), действующего на основании Устава, с другой стороны,</w:t>
       </w:r>
     </w:p>
     <w:p>
@@ -4774,15 +4422,7 @@
         <w:rPr>
           <w:rFonts w:ascii="Times New Roman" w:hAnsi="Times New Roman"/>
         </w:rPr>
-        <w:t>о</w:t>
-      </w:r>
-      <w:bookmarkStart w:id="2" w:name="_GoBack"/>
-      <w:bookmarkEnd w:id="2"/>
-      <w:r>
-        <w:rPr>
-          <w:rFonts w:ascii="Times New Roman" w:hAnsi="Times New Roman"/>
-        </w:rPr>
-        <w:t xml:space="preserve"> создании объекта информационных технологий и технических средств обеспечения функционирования объектов информационных технологий, составляющих в совокупности аппаратно-программный комплекс «Автоматизированная система эксплуатации системы безопасности дорожного движения Вологодской области»</w:t>
+        <w:t>о создании объекта информационных технологий и технических средств обеспечения функционирования объектов информационных технологий, составляющих в совокупности аппаратно-программный комплекс «Автоматизированная система эксплуатации системы безопасности дорожного движения Вологодской области»</w:t>
       </w:r>
       <w:r>
         <w:rPr>
@@ -4814,21 +4454,7 @@
         <w:rPr>
           <w:rFonts w:ascii="Times New Roman" w:hAnsi="Times New Roman"/>
         </w:rPr>
-        <w:t xml:space="preserve">В соответствии с положениями пункта _ Соглашения </w:t>
-      </w:r>
-      <w:proofErr w:type="spellStart"/>
-      <w:r>
-        <w:rPr>
-          <w:rFonts w:ascii="Times New Roman" w:hAnsi="Times New Roman"/>
-        </w:rPr>
-        <w:t>Концедент</w:t>
-      </w:r>
-      <w:proofErr w:type="spellEnd"/>
-      <w:r>
-        <w:rPr>
-          <w:rFonts w:ascii="Times New Roman" w:hAnsi="Times New Roman"/>
-        </w:rPr>
-        <w:t xml:space="preserve"> передает Концессионеру, а Концессионер принимает для осуществления Эксплуатации Объект Соглашения, а именно:</w:t>
+        <w:t>В соответствии с положениями пункта _ Соглашения Концедент передает Концессионеру, а Концессионер принимает для осуществления Эксплуатации Объект Соглашения, а именно:</w:t>
       </w:r>
     </w:p>
     <w:tbl>
@@ -5086,7 +4712,7 @@
                 <w:sz w:val="24"/>
               </w:rPr>
             </w:pPr>
-            <w:bookmarkStart w:id="3" w:name="_Hlk101262452"/>
+            <w:bookmarkStart w:id="2" w:name="_Hlk101262452"/>
             <w:r>
               <w:rPr>
                 <w:rFonts w:ascii="Times New Roman" w:hAnsi="Times New Roman"/>
@@ -5151,7 +4777,6 @@
                 <w:sz w:val="24"/>
               </w:rPr>
             </w:pPr>
-            <w:proofErr w:type="spellStart"/>
             <w:r>
               <w:rPr>
                 <w:rFonts w:ascii="Times New Roman" w:hAnsi="Times New Roman"/>
@@ -5160,7 +4785,6 @@
               </w:rPr>
               <w:t>Концедент</w:t>
             </w:r>
-            <w:proofErr w:type="spellEnd"/>
           </w:p>
         </w:tc>
       </w:tr>
@@ -5251,21 +4875,12 @@
                 <w:sz w:val="24"/>
               </w:rPr>
             </w:pPr>
-            <w:proofErr w:type="spellStart"/>
-            <w:r>
-              <w:rPr>
-                <w:rFonts w:ascii="Times New Roman" w:hAnsi="Times New Roman"/>
-                <w:szCs w:val="22"/>
-              </w:rPr>
-              <w:t>м.п</w:t>
-            </w:r>
-            <w:proofErr w:type="spellEnd"/>
-            <w:r>
-              <w:rPr>
-                <w:rFonts w:ascii="Times New Roman" w:hAnsi="Times New Roman"/>
-                <w:szCs w:val="22"/>
-              </w:rPr>
-              <w:t>.</w:t>
+            <w:r>
+              <w:rPr>
+                <w:rFonts w:ascii="Times New Roman" w:hAnsi="Times New Roman"/>
+                <w:szCs w:val="22"/>
+              </w:rPr>
+              <w:t>м.п.</w:t>
             </w:r>
           </w:p>
         </w:tc>
@@ -5352,21 +4967,12 @@
                 <w:sz w:val="24"/>
               </w:rPr>
             </w:pPr>
-            <w:proofErr w:type="spellStart"/>
-            <w:r>
-              <w:rPr>
-                <w:rFonts w:ascii="Times New Roman" w:hAnsi="Times New Roman"/>
-                <w:szCs w:val="22"/>
-              </w:rPr>
-              <w:t>м.п</w:t>
-            </w:r>
-            <w:proofErr w:type="spellEnd"/>
-            <w:r>
-              <w:rPr>
-                <w:rFonts w:ascii="Times New Roman" w:hAnsi="Times New Roman"/>
-                <w:szCs w:val="22"/>
-              </w:rPr>
-              <w:t>.</w:t>
+            <w:r>
+              <w:rPr>
+                <w:rFonts w:ascii="Times New Roman" w:hAnsi="Times New Roman"/>
+                <w:szCs w:val="22"/>
+              </w:rPr>
+              <w:t>м.п.</w:t>
             </w:r>
           </w:p>
         </w:tc>
@@ -5416,7 +5022,6 @@
           <w:rFonts w:ascii="Times New Roman" w:hAnsi="Times New Roman"/>
           <w:sz w:val="24"/>
         </w:rPr>
-        <w:lastRenderedPageBreak/>
         <w:t>Формы актов согласованы Сторонами.</w:t>
       </w:r>
     </w:p>
@@ -5523,25 +5128,7 @@
                 <w:b/>
                 <w:sz w:val="24"/>
               </w:rPr>
-              <w:t xml:space="preserve">От </w:t>
-            </w:r>
-            <w:proofErr w:type="spellStart"/>
-            <w:r>
-              <w:rPr>
-                <w:rFonts w:ascii="Times New Roman" w:hAnsi="Times New Roman"/>
-                <w:b/>
-                <w:sz w:val="24"/>
-              </w:rPr>
-              <w:t>Концедента</w:t>
-            </w:r>
-            <w:proofErr w:type="spellEnd"/>
-            <w:r>
-              <w:rPr>
-                <w:rFonts w:ascii="Times New Roman" w:hAnsi="Times New Roman"/>
-                <w:b/>
-                <w:sz w:val="24"/>
-              </w:rPr>
-              <w:t>:</w:t>
+              <w:t>От Концедента:</w:t>
             </w:r>
           </w:p>
           <w:p>
@@ -5632,21 +5219,12 @@
                 <w:sz w:val="24"/>
               </w:rPr>
             </w:pPr>
-            <w:proofErr w:type="spellStart"/>
             <w:r>
               <w:rPr>
                 <w:rFonts w:ascii="Times New Roman" w:hAnsi="Times New Roman"/>
                 <w:sz w:val="24"/>
               </w:rPr>
-              <w:t>м.п</w:t>
-            </w:r>
-            <w:proofErr w:type="spellEnd"/>
-            <w:r>
-              <w:rPr>
-                <w:rFonts w:ascii="Times New Roman" w:hAnsi="Times New Roman"/>
-                <w:sz w:val="24"/>
-              </w:rPr>
-              <w:t>.</w:t>
+              <w:t>м.п.</w:t>
             </w:r>
           </w:p>
         </w:tc>
@@ -5749,7 +5327,7 @@
               </w:rPr>
               <w:t>_______________ /Хазов Д.В. /</w:t>
             </w:r>
-            <w:bookmarkEnd w:id="3"/>
+            <w:bookmarkEnd w:id="2"/>
           </w:p>
         </w:tc>
       </w:tr>
@@ -5772,7 +5350,7 @@
 </file>
 
 <file path=word/numbering.xml><?xml version="1.0" encoding="utf-8"?>
-<w:numbering xmlns:wpc="http://schemas.microsoft.com/office/word/2010/wordprocessingCanvas" xmlns:cx="http://schemas.microsoft.com/office/drawing/2014/chartex" xmlns:cx1="http://schemas.microsoft.com/office/drawing/2015/9/8/chartex" xmlns:cx2="http://schemas.microsoft.com/office/drawing/2015/10/21/chartex" xmlns:cx3="http://schemas.microsoft.com/office/drawing/2016/5/9/chartex" xmlns:cx4="http://schemas.microsoft.com/office/drawing/2016/5/10/chartex" xmlns:cx5="http://schemas.microsoft.com/office/drawing/2016/5/11/chartex" xmlns:cx6="http://schemas.microsoft.com/office/drawing/2016/5/12/chartex" xmlns:cx7="http://schemas.microsoft.com/office/drawing/2016/5/13/chartex" xmlns:cx8="http://schemas.microsoft.com/office/drawing/2016/5/14/chartex" xmlns:mc="http://schemas.openxmlformats.org/markup-compatibility/2006" xmlns:aink="http://schemas.microsoft.com/office/drawing/2016/ink" xmlns:am3d="http://schemas.microsoft.com/office/drawing/2017/model3d" xmlns:o="urn:schemas-microsoft-com:office:office" xmlns:r="http://schemas.openxmlformats.org/officeDocument/2006/relationships" xmlns:m="http://schemas.openxmlformats.org/officeDocument/2006/math" xmlns:v="urn:schemas-microsoft-com:vml" xmlns:wp14="http://schemas.microsoft.com/office/word/2010/wordprocessingDrawing" xmlns:wp="http://schemas.openxmlformats.org/drawingml/2006/wordprocessingDrawing" xmlns:w10="urn:schemas-microsoft-com:office:word" xmlns:w="http://schemas.openxmlformats.org/wordprocessingml/2006/main" xmlns:w14="http://schemas.microsoft.com/office/word/2010/wordml" xmlns:w15="http://schemas.microsoft.com/office/word/2012/wordml" xmlns:w16cid="http://schemas.microsoft.com/office/word/2016/wordml/cid" xmlns:w16se="http://schemas.microsoft.com/office/word/2015/wordml/symex" xmlns:wpg="http://schemas.microsoft.com/office/word/2010/wordprocessingGroup" xmlns:wpi="http://schemas.microsoft.com/office/word/2010/wordprocessingInk" xmlns:wne="http://schemas.microsoft.com/office/word/2006/wordml" xmlns:wps="http://schemas.microsoft.com/office/word/2010/wordprocessingShape" mc:Ignorable="w14 w15 w16se w16cid wp14">
+<w:numbering xmlns:wpc="http://schemas.microsoft.com/office/word/2010/wordprocessingCanvas" xmlns:cx="http://schemas.microsoft.com/office/drawing/2014/chartex" xmlns:cx1="http://schemas.microsoft.com/office/drawing/2015/9/8/chartex" xmlns:cx2="http://schemas.microsoft.com/office/drawing/2015/10/21/chartex" xmlns:cx3="http://schemas.microsoft.com/office/drawing/2016/5/9/chartex" xmlns:cx4="http://schemas.microsoft.com/office/drawing/2016/5/10/chartex" xmlns:cx5="http://schemas.microsoft.com/office/drawing/2016/5/11/chartex" xmlns:cx6="http://schemas.microsoft.com/office/drawing/2016/5/12/chartex" xmlns:cx7="http://schemas.microsoft.com/office/drawing/2016/5/13/chartex" xmlns:cx8="http://schemas.microsoft.com/office/drawing/2016/5/14/chartex" xmlns:mc="http://schemas.openxmlformats.org/markup-compatibility/2006" xmlns:aink="http://schemas.microsoft.com/office/drawing/2016/ink" xmlns:am3d="http://schemas.microsoft.com/office/drawing/2017/model3d" xmlns:o="urn:schemas-microsoft-com:office:office" xmlns:oel="http://schemas.microsoft.com/office/2019/extlst" xmlns:r="http://schemas.openxmlformats.org/officeDocument/2006/relationships" xmlns:m="http://schemas.openxmlformats.org/officeDocument/2006/math" xmlns:v="urn:schemas-microsoft-com:vml" xmlns:wp14="http://schemas.microsoft.com/office/word/2010/wordprocessingDrawing" xmlns:wp="http://schemas.openxmlformats.org/drawingml/2006/wordprocessingDrawing" xmlns:w10="urn:schemas-microsoft-com:office:word" xmlns:w="http://schemas.openxmlformats.org/wordprocessingml/2006/main" xmlns:w14="http://schemas.microsoft.com/office/word/2010/wordml" xmlns:w15="http://schemas.microsoft.com/office/word/2012/wordml" xmlns:w16cex="http://schemas.microsoft.com/office/word/2018/wordml/cex" xmlns:w16cid="http://schemas.microsoft.com/office/word/2016/wordml/cid" xmlns:w16="http://schemas.microsoft.com/office/word/2018/wordml" xmlns:w16du="http://schemas.microsoft.com/office/word/2023/wordml/word16du" xmlns:w16sdtdh="http://schemas.microsoft.com/office/word/2020/wordml/sdtdatahash" xmlns:w16sdtfl="http://schemas.microsoft.com/office/word/2024/wordml/sdtformatlock" xmlns:w16se="http://schemas.microsoft.com/office/word/2015/wordml/symex" xmlns:wpg="http://schemas.microsoft.com/office/word/2010/wordprocessingGroup" xmlns:wpi="http://schemas.microsoft.com/office/word/2010/wordprocessingInk" xmlns:wne="http://schemas.microsoft.com/office/word/2006/wordml" xmlns:wps="http://schemas.microsoft.com/office/word/2010/wordprocessingShape" mc:Ignorable="w14 w15 w16se w16cid w16 w16cex w16sdtdh w16sdtfl w16du wp14">
   <w:abstractNum w:abstractNumId="0" w15:restartNumberingAfterBreak="0">
     <w:nsid w:val="06CE43D3"/>
     <w:multiLevelType w:val="multilevel"/>
@@ -6117,23 +5695,23 @@
       </w:pPr>
     </w:lvl>
   </w:abstractNum>
-  <w:num w:numId="1">
+  <w:num w:numId="1" w16cid:durableId="1557013973">
     <w:abstractNumId w:val="2"/>
   </w:num>
-  <w:num w:numId="2">
+  <w:num w:numId="2" w16cid:durableId="1989897489">
     <w:abstractNumId w:val="3"/>
   </w:num>
-  <w:num w:numId="3">
+  <w:num w:numId="3" w16cid:durableId="1037048952">
     <w:abstractNumId w:val="1"/>
   </w:num>
-  <w:num w:numId="4">
+  <w:num w:numId="4" w16cid:durableId="581254696">
     <w:abstractNumId w:val="0"/>
   </w:num>
 </w:numbering>
 </file>
 
 <file path=word/styles.xml><?xml version="1.0" encoding="utf-8"?>
-<w:styles xmlns:mc="http://schemas.openxmlformats.org/markup-compatibility/2006" xmlns:r="http://schemas.openxmlformats.org/officeDocument/2006/relationships" xmlns:w="http://schemas.openxmlformats.org/wordprocessingml/2006/main" xmlns:w14="http://schemas.microsoft.com/office/word/2010/wordml" xmlns:w15="http://schemas.microsoft.com/office/word/2012/wordml" xmlns:w16cid="http://schemas.microsoft.com/office/word/2016/wordml/cid" xmlns:w16se="http://schemas.microsoft.com/office/word/2015/wordml/symex" mc:Ignorable="w14 w15 w16se w16cid">
+<w:styles xmlns:mc="http://schemas.openxmlformats.org/markup-compatibility/2006" xmlns:r="http://schemas.openxmlformats.org/officeDocument/2006/relationships" xmlns:w="http://schemas.openxmlformats.org/wordprocessingml/2006/main" xmlns:w14="http://schemas.microsoft.com/office/word/2010/wordml" xmlns:w15="http://schemas.microsoft.com/office/word/2012/wordml" xmlns:w16cex="http://schemas.microsoft.com/office/word/2018/wordml/cex" xmlns:w16cid="http://schemas.microsoft.com/office/word/2016/wordml/cid" xmlns:w16="http://schemas.microsoft.com/office/word/2018/wordml" xmlns:w16du="http://schemas.microsoft.com/office/word/2023/wordml/word16du" xmlns:w16sdtdh="http://schemas.microsoft.com/office/word/2020/wordml/sdtdatahash" xmlns:w16sdtfl="http://schemas.microsoft.com/office/word/2024/wordml/sdtformatlock" xmlns:w16se="http://schemas.microsoft.com/office/word/2015/wordml/symex" mc:Ignorable="w14 w15 w16se w16cid w16 w16cex w16sdtdh w16sdtfl w16du">
   <w:docDefaults>
     <w:rPrDefault>
       <w:rPr>
@@ -6149,7 +5727,7 @@
       </w:pPr>
     </w:pPrDefault>
   </w:docDefaults>
-  <w:latentStyles w:defLockedState="0" w:defUIPriority="99" w:defSemiHidden="0" w:defUnhideWhenUsed="0" w:defQFormat="0" w:count="375">
+  <w:latentStyles w:defLockedState="0" w:defUIPriority="99" w:defSemiHidden="0" w:defUnhideWhenUsed="0" w:defQFormat="0" w:count="376">
     <w:lsdException w:name="Normal" w:uiPriority="0" w:qFormat="1"/>
     <w:lsdException w:name="heading 1" w:uiPriority="9" w:qFormat="1"/>
     <w:lsdException w:name="heading 2" w:uiPriority="9" w:qFormat="1"/>
@@ -6303,7 +5881,7 @@
     <w:lsdException w:name="Table Web 2" w:semiHidden="1" w:unhideWhenUsed="1"/>
     <w:lsdException w:name="Table Web 3" w:semiHidden="1" w:unhideWhenUsed="1"/>
     <w:lsdException w:name="Balloon Text" w:semiHidden="1" w:unhideWhenUsed="1"/>
-    <w:lsdException w:name="Table Grid" w:semiHidden="1" w:uiPriority="39" w:unhideWhenUsed="1"/>
+    <w:lsdException w:name="Table Grid" w:uiPriority="39"/>
     <w:lsdException w:name="Table Theme" w:semiHidden="1" w:unhideWhenUsed="1"/>
     <w:lsdException w:name="Placeholder Text" w:semiHidden="1"/>
     <w:lsdException w:name="No Spacing" w:uiPriority="1" w:qFormat="1"/>
@@ -6524,6 +6102,7 @@
     <w:lsdException w:name="Smart Hyperlink" w:semiHidden="1" w:unhideWhenUsed="1"/>
     <w:lsdException w:name="Hashtag" w:semiHidden="1" w:unhideWhenUsed="1"/>
     <w:lsdException w:name="Unresolved Mention" w:semiHidden="1" w:unhideWhenUsed="1"/>
+    <w:lsdException w:name="Smart Link" w:semiHidden="1" w:unhideWhenUsed="1"/>
   </w:latentStyles>
   <w:style w:type="paragraph" w:default="1" w:styleId="a">
     <w:name w:val="Normal"/>
